--- a/eloterjesztes/AI-Orszag-sajat-oktatasi-adat-teljes.docx
+++ b/eloterjesztes/AI-Orszag-sajat-oktatasi-adat-teljes.docx
@@ -337,7 +337,7 @@
         <w:jc w:val="both"/>
       </w:pPr>
       <w:r>
-        <w:t xml:space="preserve">Az üzemeltető a nem hivatalos kliens használatát kifejezetten rendellenesnek minősíti. A KRÉTA saját tudásbázisa szerint rendellenes működésnek minősülhet, ha ugyanazt a profilt nem hivatalos alkalmazás használja. [ELLENŐRIZENDŐ: a tudásbázis-cikk pontos címe, URL-je és lekérdezési dátuma] Ennek az az önmagán túlmutató jelentősége, hogy a zártság szándékolt üzemeltetői álláspont, amely jogszabályi beavatkozás nélkül várhatóan fennmarad.</w:t>
+        <w:t xml:space="preserve">Az üzemeltető a nem hivatalos kliens használatát kifejezetten rendellenesnek minősíti. A KRÉTA saját tudásbázisa szerint a mobilos belépés biztonsági okból ideiglenesen felfüggeszthető, mert a fiókhoz rendellenes működést észleltek, és ez akkor fordulhat elő, ha nem hivatalos KRÉTA-alkalmazás fut a készüléken vagy ugyanazzal a profillal egy másik készüléken. Ugyanez a lap kimondja, hogy a harmadik fél által fejlesztett alkalmazások használata nem javasolt és saját felelősségre történik, és hogy az üzemeltető ezek működéséért, biztonságáért és adatkezelési gyakorlatáért felelősséget nem vállal. Ennek az az önmagán túlmutató jelentősége, hogy a zártság szándékolt üzemeltetői álláspont, amely jogszabályi beavatkozás nélkül várhatóan fennmarad.</w:t>
       </w:r>
     </w:p>
     <w:p>
@@ -578,7 +578,7 @@
                 <w:sz w:val="18"/>
                 <w:szCs w:val="18"/>
               </w:rPr>
-              <w:t xml:space="preserve">kb. 74 000 fő</w:t>
+              <w:t xml:space="preserve">kb. 73 000 fő</w:t>
             </w:r>
           </w:p>
         </w:tc>
@@ -991,7 +991,7 @@
         <w:jc w:val="both"/>
       </w:pPr>
       <w:r>
-        <w:t xml:space="preserve">A köznevelésben és a szakképzésben főállásban foglalkoztatott pedagógusok és oktatók száma összesen közel 148 ezer fő. A 4. fejezet hatásbecslése ennél szűkebb kört vesz alapul, az általános és középfokú iskolai pedagógusokat, összesen mintegy 117 ezer főt, mert tanulmányi rendszerhez kapcsolódó adminisztrációról az ő esetükben beszélhetünk értelmesen.</w:t>
+        <w:t xml:space="preserve">A köznevelésben és a szakképzésben főállásban foglalkoztatott pedagógusok és oktatók száma összesen közel 148 ezer fő. A 4. fejezet hatásbecslése ennél szűkebb kört vesz alapul, az általános és középfokú iskolai pedagógusokat, összesen mintegy 116 ezer főt, mert tanulmányi rendszerhez kapcsolódó adminisztrációról az ő esetükben beszélhetünk értelmesen.</w:t>
       </w:r>
     </w:p>
     <w:p>
@@ -1213,7 +1213,7 @@
         <w:t xml:space="preserve">2024–2025.</w:t>
       </w:r>
       <w:r>
-        <w:t xml:space="preserve"> 2024 novemberében megjelenik a Model Context Protocol, amely OAuth-alapú delegált hozzáférésre építve ad szabványos módot MI-asszisztensek külső rendszerekhez kapcsolására. 2025 januárjában megjelenik az RFC 9700 (BCP 240), az OAuth 2.0 biztonsági legjobb gyakorlata, amely kötelezővé teszi a PKCE-t, elavulttá nyilvánítja az implicit és a jelszó alapú folyamatot, és kezeli az összekeverési támadásokat.</w:t>
+        <w:t xml:space="preserve"> 2024 novemberében megjelenik a Model Context Protocol, amely szabványos módot ad MI-asszisztensek külső rendszerekhez kapcsolására. A protokoll 2025. márciusi változata OAuth 2.1-re épülő felhatalmazási réteggel egészül ki, vagyis ugyanazt a megoldást írja elő, amelyet ez az előterjesztés javasol. 2025 januárjában megjelenik az RFC 9700 (BCP 240), az OAuth 2.0 biztonsági legjobb gyakorlata, amely kötelezővé teszi a PKCE-t, elavulttá nyilvánítja az implicit és a jelszó alapú folyamatot, és kezeli az összekeverési támadásokat.</w:t>
       </w:r>
     </w:p>
     <w:p>
@@ -1276,7 +1276,7 @@
         <w:jc w:val="both"/>
       </w:pPr>
       <w:r>
-        <w:t xml:space="preserve">A GDPR 15. cikke hozzáférési jogot biztosít az érintettnek, egyszeri adatmásolat formájában. A (63) preambulumbekezdés ennél tovább megy, amikor azt ajánlja, hogy ahol lehetséges, az adatkezelő biztosítson távoli hozzáférést olyan biztonságos rendszerhez, amely az érintettnek közvetlen hozzáférést ad a saját adataihoz. Ez támogatja a javaslatot, azzal a korláttal, hogy a preambulumbekezdés ajánlás, és programozói felületet nem ír elő. A 12. cikk (2) bekezdése az adatkezelő általános kötelezettségeként rögzíti az érintetti jogok gyakorlásának elősegítését.</w:t>
+        <w:t xml:space="preserve">A GDPR 15. cikke hozzáférési jogot biztosít az érintettnek, kérelemre adott adatmásolat formájában, amely eseti és nem folyamatos gépi hozzáférés. A (63) preambulumbekezdés ennél tovább megy, amikor lehetőségként rögzíti, hogy ahol lehetséges, az adatkezelő legyen képes távoli hozzáférést biztosítani olyan biztonságos rendszerhez, amely az érintettnek közvetlen hozzáférést ad a saját adataihoz. Ez támogatja a javaslatot, azzal a korláttal, hogy a preambulumbekezdés ajánlás, és programozói felületet nem ír elő. A 12. cikk (2) bekezdése az adatkezelő általános kötelezettségeként rögzíti az érintetti jogok gyakorlásának elősegítését.</w:t>
       </w:r>
     </w:p>
     <w:p>
@@ -1339,7 +1339,7 @@
         <w:jc w:val="both"/>
       </w:pPr>
       <w:r>
-        <w:t xml:space="preserve">Az (EU) 2025/327 rendelet ugyanezt a szerkezetet valósítja meg: ágazati uniós jogszabály hoz létre elektronikus hozzáférési jogot olyan adatkörben, ahol maga az adatkezelés közfeladaton alapul, és ahol az érintett maga adhat hozzáférést az általa választott szereplőnek. A rendelet 3. cikke az érintett elektronikus egészségügyi adataihoz való azonnali, ingyenes elektronikus hozzáférést és letöltést biztosítja. Hatályba lépett 2025. március 25-én, alkalmazása jellemzően 2027. március 26-tól kezdődik. [ELLENŐRIZENDŐ: a 3. cikk bekezdéseinek pontos hivatkozása a Hivatalos Lap szövege alapján]</w:t>
+        <w:t xml:space="preserve">Az (EU) 2025/327 rendelet ugyanezt a szerkezetet valósítja meg: ágazati uniós jogszabály hoz létre elektronikus hozzáférési jogot olyan adatkörben, ahol maga az adatkezelés közfeladaton alapul, és ahol az érintett maga adhat hozzáférést az általa választott szereplőnek. A rendelet 3. cikke az érintett elektronikus egészségügyi adataihoz való azonnali, ingyenes elektronikus hozzáférést és letöltést biztosítja. Hatályba lépett 2025. március 26-án. Az általános alkalmazás 2027. március 26-tól kezdődik, a 3–15. cikk alkalmazása azonban csak 2031. március 26-tól. Az Unió tehát ugyanerre a feladatra a hatálybalépéstől számítva hat évet szánt, és a 8. fejezet ütemterve ehhez mérve gyorsabb. [ELLENŐRIZENDŐ: a 3. cikk bekezdéseinek pontos hivatkozása a Hivatalos Lap szövege alapján]</w:t>
       </w:r>
     </w:p>
     <w:p>
@@ -1411,7 +1411,7 @@
         <w:jc w:val="both"/>
       </w:pPr>
       <w:r>
-        <w:t xml:space="preserve">A javaslat mellett szól, hogy az (EU) 2015/2366 irányelv és az (EU) 2018/389 felhatalmazáson alapuló rendelet 2019. szeptember 14-től dedikált, biztonságos felületet, nyilvános technikai specifikációt és tesztelési lehetőséget követel meg, a brit versenyhatóság pedig 2018-tól egységes nyílt banki API-szabványt tett kötelezővé. Az az állítás tehát, hogy egy monopolizált ügyfélfelület jogszabállyal megnyitható, és ettől a szektor nem omlik össze, empirikusan igazolt.</w:t>
+        <w:t xml:space="preserve">A javaslat mellett szól, hogy az (EU) 2015/2366 irányelv és az (EU) 2018/389 felhatalmazáson alapuló rendelet 2019. szeptember 14-től dedikált, biztonságos felületet követel meg; a technikai specifikáció átadására és a tesztkörnyezet biztosítására a számlavezetők már fél évvel korábban, 2019. március 14-től kötelezettek voltak. A brit versenyhatóság pedig a Retail Banking Market Investigation Order 2017 alapján 2018. január 13-tól egységes nyílt banki API-szabványt tett kötelezővé a kilenc legnagyobb bank számára. Az az állítás tehát, hogy egy monopolizált ügyfélfelület jogszabállyal megnyitható, és ettől a szektor nem omlik össze, empirikusan igazolt.</w:t>
       </w:r>
     </w:p>
     <w:p>
@@ -1467,7 +1467,7 @@
         <w:jc w:val="both"/>
       </w:pPr>
       <w:r>
-        <w:t xml:space="preserve">Az általános és középfokú iskolai pedagógusok száma mintegy 117 ezer fő, ebből 74 ezer általános iskolai és 43 ezer középfokú (KSH 2024/2025, előzetes). Ez szűkebb kör a köznevelés és a szakképzés együttes 148 ezres létszámánál, mert az óvodapedagógusokat és a tanulmányi rendszerhez nem kapcsolódó feladatköröket kihagytuk. Heti 3,2 óra általános adminisztráció és 36 tanítási hét mellett ez évente mintegy 13,5 millió pedagógusi munkaóra.</w:t>
+        <w:t xml:space="preserve">Az általános és középfokú iskolai pedagógusok száma mintegy 116 ezer fő, ebből 73 ezer általános iskolai és 43 ezer középfokú (KSH 2024/2025, előzetes). Ez szűkebb kör a köznevelés és a szakképzés együttes 148 ezres létszámánál, mert az óvodapedagógusokat és a tanulmányi rendszerhez nem kapcsolódó feladatköröket kihagytuk. Heti 3,2 óra általános adminisztráció és 36 tanítási hét mellett ez évente mintegy 13,4 millió pedagógusi munkaóra.</w:t>
       </w:r>
     </w:p>
     <w:p>
@@ -1822,7 +1822,7 @@
                 <w:sz w:val="18"/>
                 <w:szCs w:val="18"/>
               </w:rPr>
-              <w:t xml:space="preserve">17,5% — 2,4 millió óra</w:t>
+              <w:t xml:space="preserve">17,5% — 2,3 millió óra</w:t>
             </w:r>
           </w:p>
         </w:tc>
@@ -2013,7 +2013,7 @@
         <w:jc w:val="both"/>
       </w:pPr>
       <w:r>
-        <w:t xml:space="preserve">Arról, hogy hány szülő adta át a KRÉTA-jelszavát harmadik félnek, és hány pedagógus másol tanulói adatot magáncélú MI-fiókba, nincs adat. Ez a probléma természetéből következik, hiszen az adatkezelő iskola sem tudja, mert a jelenség nem hagy nyomot a rendszerben. Egyetlen pedagógus egyetlen másolással egy teljes osztálynyi tanuló adatát viheti ki szerződés nélkül. [ELLENŐRIZENDŐ: átlagos osztálylétszám, KSH]</w:t>
+        <w:t xml:space="preserve">Arról, hogy hány szülő adta át a KRÉTA-jelszavát harmadik félnek, és hány pedagógus másol tanulói adatot magáncélú MI-fiókba, nincs adat. Ez a probléma természetéből következik, hiszen az adatkezelő iskola sem tudja, mert a jelenség nem hagy nyomot a rendszerben. Egyetlen pedagógus egyetlen másolással egy teljes osztálynyi tanuló adatát viheti ki szerződés nélkül.</w:t>
       </w:r>
     </w:p>
     <w:p>
@@ -6451,7 +6451,7 @@
         <w:t xml:space="preserve">Statisztikai pontosítások.</w:t>
       </w:r>
       <w:r>
-        <w:t xml:space="preserve"> Az átlagos osztálylétszám, a KRÉTA-alkalmazások megjelenési éve és a KRÉTA-tudásbázis hivatkozásának pontos adatai még pótlandók; a szövegben [ELLENŐRIZENDŐ] jelöli őket.</w:t>
+        <w:t xml:space="preserve"> A KRÉTA-alkalmazások megjelenési éve és az egészségügyi adattérről szóló rendelet 3. cikkének bekezdésszintű hivatkozása még pótlandó; a szövegben [ELLENŐRIZENDŐ] jelöli őket.</w:t>
       </w:r>
     </w:p>
     <w:p>
@@ -6587,19 +6587,6 @@
     </w:p>
     <w:p>
       <w:pPr>
-        <w:spacing w:after="140"/>
-        <w:jc w:val="both"/>
-      </w:pPr>
-      <w:r>
-        <w:rPr>
-          <w:b/>
-          <w:bCs/>
-        </w:rPr>
-        <w:t xml:space="preserve">Műszaki szabványok</w:t>
-      </w:r>
-    </w:p>
-    <w:p>
-      <w:pPr>
         <w:pStyle w:val="ListParagraph"/>
         <w:numPr>
           <w:ilvl w:val="0"/>
@@ -6608,7 +6595,20 @@
         <w:spacing w:after="60"/>
       </w:pPr>
       <w:r>
-        <w:t xml:space="preserve">RFC 6749 — The OAuth 2.0 Authorization Framework (2012)</w:t>
+        <w:t xml:space="preserve">Competition and Markets Authority (Egyesült Királyság): Retail Banking Market Investigation Order 2017</w:t>
+      </w:r>
+    </w:p>
+    <w:p>
+      <w:pPr>
+        <w:spacing w:after="140"/>
+        <w:jc w:val="both"/>
+      </w:pPr>
+      <w:r>
+        <w:rPr>
+          <w:b/>
+          <w:bCs/>
+        </w:rPr>
+        <w:t xml:space="preserve">Műszaki szabványok</w:t>
       </w:r>
     </w:p>
     <w:p>
@@ -6621,7 +6621,7 @@
         <w:spacing w:after="60"/>
       </w:pPr>
       <w:r>
-        <w:t xml:space="preserve">RFC 7009 — OAuth 2.0 Token Revocation (2013)</w:t>
+        <w:t xml:space="preserve">RFC 6749 — The OAuth 2.0 Authorization Framework (2012)</w:t>
       </w:r>
     </w:p>
     <w:p>
@@ -6634,7 +6634,7 @@
         <w:spacing w:after="60"/>
       </w:pPr>
       <w:r>
-        <w:t xml:space="preserve">RFC 7591 — OAuth 2.0 Dynamic Client Registration Protocol (2015)</w:t>
+        <w:t xml:space="preserve">RFC 7009 — OAuth 2.0 Token Revocation (2013)</w:t>
       </w:r>
     </w:p>
     <w:p>
@@ -6647,7 +6647,7 @@
         <w:spacing w:after="60"/>
       </w:pPr>
       <w:r>
-        <w:t xml:space="preserve">RFC 7636 — Proof Key for Code Exchange (PKCE) (2015)</w:t>
+        <w:t xml:space="preserve">RFC 7591 — OAuth 2.0 Dynamic Client Registration Protocol (2015)</w:t>
       </w:r>
     </w:p>
     <w:p>
@@ -6660,7 +6660,7 @@
         <w:spacing w:after="60"/>
       </w:pPr>
       <w:r>
-        <w:t xml:space="preserve">RFC 8414 — OAuth 2.0 Authorization Server Metadata (2018)</w:t>
+        <w:t xml:space="preserve">RFC 7636 — Proof Key for Code Exchange (PKCE) (2015)</w:t>
       </w:r>
     </w:p>
     <w:p>
@@ -6673,7 +6673,7 @@
         <w:spacing w:after="60"/>
       </w:pPr>
       <w:r>
-        <w:t xml:space="preserve">RFC 9700 (BCP 240) — Best Current Practice for OAuth 2.0 Security (2025. január) — https://datatracker.ietf.org/doc/rfc9700/</w:t>
+        <w:t xml:space="preserve">RFC 8414 — OAuth 2.0 Authorization Server Metadata (2018)</w:t>
       </w:r>
     </w:p>
     <w:p>
@@ -6686,7 +6686,7 @@
         <w:spacing w:after="60"/>
       </w:pPr>
       <w:r>
-        <w:t xml:space="preserve">OpenID Foundation: FAPI 2.0 Security Profile</w:t>
+        <w:t xml:space="preserve">RFC 9700 (BCP 240) — Best Current Practice for OAuth 2.0 Security (2025. január) — https://datatracker.ietf.org/doc/rfc9700/</w:t>
       </w:r>
     </w:p>
     <w:p>
@@ -6699,7 +6699,46 @@
         <w:spacing w:after="60"/>
       </w:pPr>
       <w:r>
-        <w:t xml:space="preserve">Model Context Protocol (2024. november)</w:t>
+        <w:t xml:space="preserve">OpenID Foundation: FAPI 2.0 Security Profile</w:t>
+      </w:r>
+    </w:p>
+    <w:p>
+      <w:pPr>
+        <w:pStyle w:val="ListParagraph"/>
+        <w:numPr>
+          <w:ilvl w:val="0"/>
+          <w:numId w:val="1"/>
+        </w:numPr>
+        <w:spacing w:after="60"/>
+      </w:pPr>
+      <w:r>
+        <w:t xml:space="preserve">Model Context Protocol (2024. november; OAuth 2.1-re épülő felhatalmazási réteg a 2025. márciusi változattól)</w:t>
+      </w:r>
+    </w:p>
+    <w:p>
+      <w:pPr>
+        <w:spacing w:after="140"/>
+        <w:jc w:val="both"/>
+      </w:pPr>
+      <w:r>
+        <w:rPr>
+          <w:b/>
+          <w:bCs/>
+        </w:rPr>
+        <w:t xml:space="preserve">Egyéb források</w:t>
+      </w:r>
+    </w:p>
+    <w:p>
+      <w:pPr>
+        <w:pStyle w:val="ListParagraph"/>
+        <w:numPr>
+          <w:ilvl w:val="0"/>
+          <w:numId w:val="1"/>
+        </w:numPr>
+        <w:spacing w:after="60"/>
+      </w:pPr>
+      <w:r>
+        <w:t xml:space="preserve">KRÉTA Tudásbázis: Gyakran Ismételt Kérdések — KRÉTA Mobil applikációk — https://tudasbazis.ekreta.hu/pages/viewpage.action?pageId=4065021 [ELLENŐRIZENDŐ: lekérdezési dátum és archivált példány]</w:t>
       </w:r>
     </w:p>
     <w:p>
